--- a/templates/Certification of Living Trust - TEMPLATE.docx
+++ b/templates/Certification of Living Trust - TEMPLATE.docx
@@ -271,7 +271,7 @@
       </w:r>
       <w:r>
         <w:rPr/>
-        <w:t xml:space="preserve"/>
+        <w:t xml:space="preserve">,</w:t>
       </w:r>
       <w:r>
         <w:t xml:space="preserve"> before me, personally appeared </w:t>
@@ -289,7 +289,7 @@
       </w:r>
       <w:r>
         <w:rPr/>
-        <w:t xml:space="preserve">{{NOTARY_STATE}}</w:t>
+        <w:t xml:space="preserve">{{NOTARY_STATE_INLINE}}</w:t>
       </w:r>
       <w:r>
         <w:t xml:space="preserve"> that the foregoing paragraph is true and correct.        </w:t>
@@ -404,21 +404,11 @@
       </w:r>
     </w:p>
     <w:p>
-      <w:pPr>
-        <w:ind w:right="720"/>
-      </w:pPr>
-    </w:p>
-    <w:p>
       <w:r>
         <w:t>WITNESS my hand and official seal.</w:t>
       </w:r>
     </w:p>
     <w:p/>
-    <w:p>
-      <w:r>
-        <w:t xml:space="preserve"> </w:t>
-      </w:r>
-    </w:p>
     <w:p>
       <w:r>
         <w:t xml:space="preserve">                                                                                        </w:t>
@@ -450,14 +440,6 @@
       </w:pPr>
       <w:r>
         <w:tab/>
-        <w:t xml:space="preserve"> </w:t>
-      </w:r>
-    </w:p>
-    <w:p>
-      <w:pPr>
-        <w:ind w:left="7100"/>
-      </w:pPr>
-      <w:r>
         <w:t xml:space="preserve"> </w:t>
       </w:r>
     </w:p>

--- a/templates/Certification of Living Trust - TEMPLATE.docx
+++ b/templates/Certification of Living Trust - TEMPLATE.docx
@@ -142,14 +142,14 @@
       </w:r>
       <w:r>
         <w:rPr/>
+        <w:t xml:space="preserve">{{SIGNER_NAME}}</w:t>
+      </w:r>
+      <w:r>
+        <w:t xml:space="preserve">, </w:t>
+      </w:r>
+      <w:r>
+        <w:rPr/>
         <w:t xml:space="preserve">{{SIGNER_TITLE}}</w:t>
-      </w:r>
-      <w:r>
-        <w:t xml:space="preserve">: </w:t>
-      </w:r>
-      <w:r>
-        <w:rPr/>
-        <w:t xml:space="preserve">{{SIGNER_NAME}}</w:t>
       </w:r>
       <w:r>
         <w:t xml:space="preserve">               DATE</w:t>
